--- a/docs/Descripcion_H1_v2026.docx
+++ b/docs/Descripcion_H1_v2026.docx
@@ -54,7 +54,7 @@
         <w:t xml:space="preserve">patologías más frecuentemente abordadas por el neurocirujano</w:t>
       </w:r>
       <w:r>
-        <w:t xml:space="preserve">, especialmente en el ámbito pediátrico. No obstante, pese a su elevada relevancia clínica, persisten controversias en relación con su fisiopatología, las estrategias terapéuticas óptimas y los métodos más adecuados para evaluar los resultados de los procedimientos quirúrgicos, como las derivaciones ventriculares o la ventriculostomía endoscópica. Cuando no se trata durante la infancia, puede ocasionar graves consecuencias, incluyendo macrocefalia progresiva, alteraciones cognitivas complejas e incluso la muerte.</w:t>
+        <w:t xml:space="preserve">, especialmente en el ámbito pediátrico. No obstante, pese a su elevada relevancia clínica, persisten controversias en relación con su fisiopatología, las estrategias terapéuticas óptimas y los métodos más adecuados para evaluar los resultados de los procedimientos quirúrgicos, como las derivaciones de líquido cefalorraquídeo (LCR) o la ventriculostomía endoscópica. Cuando no se trata durante la infancia, puede ocasionar graves consecuencias, incluyendo macrocefalia progresiva, alteraciones cognitivas complejas e incluso la muerte.</w:t>
       </w:r>
     </w:p>
     <w:p>
@@ -83,7 +83,7 @@
         <w:pStyle w:val="BodyText"/>
       </w:pPr>
       <w:r>
-        <w:t xml:space="preserve">Por otra parte, muchos conceptos tradicionales sobre la naturaleza, funciones y dinámica del líquido cefalorraquídeo (LCR), así como la interpretación de la presión intracraneal (PIC), tienden a simplificarse en exceso, limitando su aplicación clínica. Este curso propone una revisión crítica y actualizada de dichos fundamentos, con el objetivo de facilitar su integración en la práctica diaria.</w:t>
+        <w:t xml:space="preserve">Por otra parte, muchos conceptos tradicionales sobre la naturaleza, funciones y dinámica del LCR, así como la interpretación de la presión intracraneal (PIC), tienden a simplificarse en exceso, limitando su aplicación clínica. Este curso propone una revisión crítica y actualizada de dichos fundamentos, con el objetivo de facilitar su integración en la práctica diaria.</w:t>
       </w:r>
     </w:p>
     <w:p>
@@ -144,7 +144,7 @@
         <w:pStyle w:val="BodyText"/>
       </w:pPr>
       <w:r>
-        <w:t xml:space="preserve">En este contexto, el curso actualiza los conocimientos esenciales que los profesionales de la neurocirugía deben revisar para mantener un adecuado nivel de competencia en los principios fisiológicos y fisiopatológicos implicados en su manejo. Este curso está especialmente recomendado para quienes deseen iniciarse o consolidar su formación en este itinerario. Sus contenidos se centran en los fundamentos de la anatomía, fisiología y fisiopatología de la dinámica del LCR, proporcionando una base sólida para la comprensión clínica y la toma de decisiones terapéuticas. Para ello, el programa</w:t>
+        <w:t xml:space="preserve">En este contexto, el curso actualiza los conocimientos esenciales que los profesionales deben revisar para mantener un adecuado nivel de competencia en los principios fisiológicos y fisiopatológicos implicados en su manejo. Este curso está especialmente recomendado para quienes deseen iniciarse o consolidar su formación en este itinerario. Sus contenidos se centran en los fundamentos de la anatomía, fisiología y fisiopatología de la dinámica del LCR, proporcionando una base sólida para la comprensión clínica y la toma de decisiones terapéuticas. Para ello, el programa</w:t>
       </w:r>
       <w:r>
         <w:t xml:space="preserve"> </w:t>
